--- a/Cover_Letters/Shinoy_iO_Test_Automation_Engineer_Cover_Letter.docx
+++ b/Cover_Letters/Shinoy_iO_Test_Automation_Engineer_Cover_Letter.docx
@@ -14,7 +14,7 @@
     </w:p>
     <w:p>
       <w:r>
-        <w:t>August 26, 2026</w:t>
+        <w:t>September 17, 2026</w:t>
       </w:r>
     </w:p>
     <w:p>
@@ -35,7 +35,12 @@
     </w:p>
     <w:p>
       <w:r>
-        <w:t>I read through the role details and noticed your focus on maintaining high quality standards within two-week Scrum sprints. In my previous work, I have spent years automating test scenarios, working with tools like Selenium and Playwright, and tracking issues in Jira. I enjoy working alongside developers and product owners to catch bugs early and make sure releases go smoothly.</w:t>
+        <w:t>Your focus on quality release cycles and close collaboration inside Scrum teams matches my background well. I have spent years working with developers and product owners to test happy paths and edge cases across web applications. I regularly use Jira for tracking issues and write automation scripts using tools like Selenium and Playwright to keep builds stable.</w:t>
+      </w:r>
+    </w:p>
+    <w:p>
+      <w:r>
+        <w:t>I also appreciate that you encourage continuous learning and personal development. I have experience using AI tools like Gemini Code Assist to speed up test generation, and I am comfortable picking up new tools such as Cypress or TestCafe as needed for the project.</w:t>
       </w:r>
     </w:p>
     <w:p>

--- a/Cover_Letters/Shinoy_iO_Test_Automation_Engineer_Cover_Letter.docx
+++ b/Cover_Letters/Shinoy_iO_Test_Automation_Engineer_Cover_Letter.docx
@@ -14,7 +14,7 @@
     </w:p>
     <w:p>
       <w:r>
-        <w:t>September 17, 2026</w:t>
+        <w:t>October 08, 2026</w:t>
       </w:r>
     </w:p>
     <w:p>
@@ -35,12 +35,12 @@
     </w:p>
     <w:p>
       <w:r>
-        <w:t>Your focus on quality release cycles and close collaboration inside Scrum teams matches my background well. I have spent years working with developers and product owners to test happy paths and edge cases across web applications. I regularly use Jira for tracking issues and write automation scripts using tools like Selenium and Playwright to keep builds stable.</w:t>
+        <w:t>Your focus on quality release cycles and close teamwork in two-week sprints matches my background in software testing. In my recent roles, I have built test frameworks from scratch, managed test execution, and tracked defects using Jira. I enjoy working alongside developers and product owners to find issues before they reach production.</w:t>
       </w:r>
     </w:p>
     <w:p>
       <w:r>
-        <w:t>I also appreciate that you encourage continuous learning and personal development. I have experience using AI tools like Gemini Code Assist to speed up test generation, and I am comfortable picking up new tools such as Cypress or TestCafe as needed for the project.</w:t>
+        <w:t>I would be glad to bring my test automation experience to your projects and help maintain high standards for your releases.</w:t>
       </w:r>
     </w:p>
     <w:p>

--- a/Cover_Letters/Shinoy_iO_Test_Automation_Engineer_Cover_Letter.docx
+++ b/Cover_Letters/Shinoy_iO_Test_Automation_Engineer_Cover_Letter.docx
@@ -14,7 +14,7 @@
     </w:p>
     <w:p>
       <w:r>
-        <w:t>October 08, 2026</w:t>
+        <w:t>October 29, 2026</w:t>
       </w:r>
     </w:p>
     <w:p>
@@ -35,12 +35,7 @@
     </w:p>
     <w:p>
       <w:r>
-        <w:t>Your focus on quality release cycles and close teamwork in two-week sprints matches my background in software testing. In my recent roles, I have built test frameworks from scratch, managed test execution, and tracked defects using Jira. I enjoy working alongside developers and product owners to find issues before they reach production.</w:t>
-      </w:r>
-    </w:p>
-    <w:p>
-      <w:r>
-        <w:t>I would be glad to bring my test automation experience to your projects and help maintain high standards for your releases.</w:t>
+        <w:t>Your focus on quality across all devices and happy flows closely matches my background in testing web applications. In my previous roles, I have worked within Scrum teams to write automated test scripts, handle API validation with Postman, and track defects using Jira. I also use tools like Gemini Code Assist to speed up test script generation.</w:t>
       </w:r>
     </w:p>
     <w:p>
